--- a/RededeComputadores-Atividade.docx
+++ b/RededeComputadores-Atividade.docx
@@ -31,7 +31,15 @@
         <w:rPr>
           <w:rFonts w:ascii="Arial Black" w:hAnsi="Arial Black" w:cs="Times New Roman"/>
         </w:rPr>
-        <w:t>Alunos: Luiz Fernando M. de Macêdo &amp; João Gabriel Oliveira Silva</w:t>
+        <w:t>Aluno</w:t>
+      </w:r>
+      <w:bookmarkStart w:id="0" w:name="_GoBack"/>
+      <w:bookmarkEnd w:id="0"/>
+      <w:r>
+        <w:rPr>
+          <w:rFonts w:ascii="Arial Black" w:hAnsi="Arial Black" w:cs="Times New Roman"/>
+        </w:rPr>
+        <w:t>: Luiz Fernando M. de Macêdo</w:t>
       </w:r>
     </w:p>
     <w:p>
@@ -64,8 +72,6 @@
         </w:rPr>
         <w:t>Tipos de Topologia:</w:t>
       </w:r>
-      <w:bookmarkStart w:id="0" w:name="_GoBack"/>
-      <w:bookmarkEnd w:id="0"/>
     </w:p>
     <w:p>
       <w:pPr>
@@ -496,15 +502,7 @@
           <w:b/>
           <w:sz w:val="28"/>
         </w:rPr>
-        <w:t>Identificação da Topologia d</w:t>
-      </w:r>
-      <w:r>
-        <w:rPr>
-          <w:rFonts w:ascii="Bahnschrift" w:hAnsi="Bahnschrift" w:cs="Arial"/>
-          <w:b/>
-          <w:sz w:val="28"/>
-        </w:rPr>
-        <w:t>e Casa</w:t>
+        <w:t>Identificação da Topologia de Casa</w:t>
       </w:r>
       <w:r>
         <w:rPr>
@@ -723,13 +721,7 @@
         <w:rPr>
           <w:rFonts w:ascii="Bahnschrift" w:hAnsi="Bahnschrift" w:cs="Arial"/>
         </w:rPr>
-        <w:t xml:space="preserve">O IP </w:t>
-      </w:r>
-      <w:r>
-        <w:rPr>
-          <w:rFonts w:ascii="Bahnschrift" w:hAnsi="Bahnschrift" w:cs="Arial"/>
-        </w:rPr>
-        <w:t xml:space="preserve">do computador que estou usando atualmente é </w:t>
+        <w:t xml:space="preserve">O IP do computador que estou usando atualmente é </w:t>
       </w:r>
       <w:r>
         <w:rPr>
